--- a/templates/F02.docx
+++ b/templates/F02.docx
@@ -89,10 +89,6 @@
     <w:p>
       <w:pPr>
         <w:jc w:val="center"/>
-        <w:rPr>
-          <w:b/>
-          <w:bCs/>
-        </w:rPr>
       </w:pPr>
       <w:r>
         <w:rPr>
@@ -105,10 +101,6 @@
         <w:t xml:space="preserve"> </w:t>
       </w:r>
       <w:r>
-        <w:rPr>
-          <w:b/>
-          <w:bCs/>
-        </w:rPr>
         <w:t>{{nomorSurat}}</w:t>
       </w:r>
     </w:p>

--- a/templates/F02.docx
+++ b/templates/F02.docx
@@ -7,12 +7,14 @@
         <w:rPr>
           <w:b/>
           <w:bCs/>
+          <w:lang w:val="en-ID"/>
         </w:rPr>
       </w:pPr>
       <w:r>
         <w:rPr>
           <w:b/>
           <w:bCs/>
+          <w:lang w:val="en-ID"/>
         </w:rPr>
         <w:t>F.02</w:t>
       </w:r>
@@ -20,6 +22,7 @@
         <w:rPr>
           <w:b/>
           <w:bCs/>
+          <w:lang w:val="en-ID"/>
         </w:rPr>
         <w:tab/>
       </w:r>
@@ -27,6 +30,7 @@
         <w:rPr>
           <w:b/>
           <w:bCs/>
+          <w:lang w:val="en-ID"/>
         </w:rPr>
         <w:tab/>
       </w:r>
@@ -34,6 +38,7 @@
         <w:rPr>
           <w:b/>
           <w:bCs/>
+          <w:lang w:val="en-ID"/>
         </w:rPr>
         <w:tab/>
       </w:r>
@@ -44,12 +49,14 @@
         <w:rPr>
           <w:b/>
           <w:bCs/>
+          <w:lang w:val="en-ID"/>
         </w:rPr>
       </w:pPr>
       <w:r>
         <w:rPr>
           <w:b/>
           <w:bCs/>
+          <w:lang w:val="en-ID"/>
         </w:rPr>
         <w:t>FORMULIR PENGAJUAN</w:t>
       </w:r>
@@ -60,12 +67,14 @@
         <w:rPr>
           <w:b/>
           <w:bCs/>
+          <w:lang w:val="en-ID"/>
         </w:rPr>
       </w:pPr>
       <w:r>
         <w:rPr>
           <w:b/>
           <w:bCs/>
+          <w:lang w:val="en-ID"/>
         </w:rPr>
         <w:t>PENGADAAN BARANG PERSEDIAAN RUTIN KANTOR</w:t>
       </w:r>
@@ -76,12 +85,14 @@
         <w:rPr>
           <w:b/>
           <w:bCs/>
+          <w:lang w:val="en-ID"/>
         </w:rPr>
       </w:pPr>
       <w:r>
         <w:rPr>
           <w:b/>
           <w:bCs/>
+          <w:lang w:val="en-ID"/>
         </w:rPr>
         <w:t xml:space="preserve"> </w:t>
       </w:r>
@@ -89,28 +100,64 @@
     <w:p>
       <w:pPr>
         <w:jc w:val="center"/>
+        <w:rPr>
+          <w:lang w:val="en-ID"/>
+        </w:rPr>
       </w:pPr>
       <w:r>
         <w:rPr>
           <w:b/>
           <w:bCs/>
+          <w:lang w:val="en-ID"/>
         </w:rPr>
         <w:t>No :</w:t>
       </w:r>
       <w:r>
+        <w:rPr>
+          <w:lang w:val="en-ID"/>
+        </w:rPr>
         <w:t xml:space="preserve"> </w:t>
       </w:r>
       <w:r>
-        <w:t>{{nomorSurat}}</w:t>
-      </w:r>
-    </w:p>
-    <w:p/>
-    <w:p>
-      <w:r>
+        <w:rPr>
+          <w:lang w:val="en-ID"/>
+        </w:rPr>
+        <w:t>co</w:t>
+      </w:r>
+      <w:r>
+        <w:rPr>
+          <w:lang w:val="en-ID"/>
+        </w:rPr>
+        <w:t>ba salah</w:t>
+      </w:r>
+    </w:p>
+    <w:p>
+      <w:pPr>
+        <w:rPr>
+          <w:lang w:val="en-ID"/>
+        </w:rPr>
+      </w:pPr>
+    </w:p>
+    <w:p>
+      <w:pPr>
+        <w:rPr>
+          <w:lang w:val="en-ID"/>
+        </w:rPr>
+      </w:pPr>
+      <w:r>
+        <w:rPr>
+          <w:lang w:val="en-ID"/>
+        </w:rPr>
         <w:t>Dengan ini kami mengajukan barang dengan rincian sebagai berikut:</w:t>
       </w:r>
     </w:p>
-    <w:p/>
+    <w:p>
+      <w:pPr>
+        <w:rPr>
+          <w:lang w:val="en-ID"/>
+        </w:rPr>
+      </w:pPr>
+    </w:p>
     <w:tbl>
       <w:tblPr>
         <w:tblStyle w:val="a1"/>
@@ -550,7 +597,16 @@
     <w:p/>
     <w:p>
       <w:r>
-        <w:t xml:space="preserve">{{pekerjaan}} {{tempat}} </w:t>
+        <w:t>{{pekerjaan}}</w:t>
+      </w:r>
+      <w:r>
+        <w:t xml:space="preserve"> </w:t>
+      </w:r>
+      <w:r>
+        <w:t>bertempat di</w:t>
+      </w:r>
+      <w:r>
+        <w:t xml:space="preserve"> {{tempat}} </w:t>
       </w:r>
     </w:p>
     <w:p/>
@@ -1722,6 +1778,7 @@
   <w:style w:type="character" w:default="1" w:styleId="DefaultParagraphFont">
     <w:name w:val="Default Paragraph Font"/>
     <w:uiPriority w:val="1"/>
+    <w:semiHidden/>
     <w:unhideWhenUsed/>
   </w:style>
   <w:style w:type="table" w:default="1" w:styleId="TableNormal">

--- a/templates/F02.docx
+++ b/templates/F02.docx
@@ -104,6 +104,7 @@
           <w:lang w:val="en-ID"/>
         </w:rPr>
       </w:pPr>
+      <w:proofErr w:type="gramStart"/>
       <w:r>
         <w:rPr>
           <w:b/>
@@ -112,6 +113,7 @@
         </w:rPr>
         <w:t>No :</w:t>
       </w:r>
+      <w:proofErr w:type="gramEnd"/>
       <w:r>
         <w:rPr>
           <w:lang w:val="en-ID"/>
@@ -120,15 +122,29 @@
       </w:r>
       <w:r>
         <w:rPr>
-          <w:lang w:val="en-ID"/>
-        </w:rPr>
-        <w:t>co</w:t>
-      </w:r>
-      <w:r>
-        <w:rPr>
-          <w:lang w:val="en-ID"/>
-        </w:rPr>
-        <w:t>ba salah</w:t>
+          <w:b/>
+          <w:bCs/>
+          <w:lang w:val="en-ID"/>
+        </w:rPr>
+        <w:t>{{</w:t>
+      </w:r>
+      <w:proofErr w:type="spellStart"/>
+      <w:r>
+        <w:rPr>
+          <w:b/>
+          <w:bCs/>
+          <w:lang w:val="en-ID"/>
+        </w:rPr>
+        <w:t>nomorSurat</w:t>
+      </w:r>
+      <w:proofErr w:type="spellEnd"/>
+      <w:r>
+        <w:rPr>
+          <w:b/>
+          <w:bCs/>
+          <w:lang w:val="en-ID"/>
+        </w:rPr>
+        <w:t>}}</w:t>
       </w:r>
     </w:p>
     <w:p>
@@ -144,11 +160,117 @@
           <w:lang w:val="en-ID"/>
         </w:rPr>
       </w:pPr>
-      <w:r>
-        <w:rPr>
-          <w:lang w:val="en-ID"/>
-        </w:rPr>
-        <w:t>Dengan ini kami mengajukan barang dengan rincian sebagai berikut:</w:t>
+      <w:proofErr w:type="spellStart"/>
+      <w:r>
+        <w:rPr>
+          <w:lang w:val="en-ID"/>
+        </w:rPr>
+        <w:t>Dengan</w:t>
+      </w:r>
+      <w:proofErr w:type="spellEnd"/>
+      <w:r>
+        <w:rPr>
+          <w:lang w:val="en-ID"/>
+        </w:rPr>
+        <w:t xml:space="preserve"> </w:t>
+      </w:r>
+      <w:proofErr w:type="spellStart"/>
+      <w:r>
+        <w:rPr>
+          <w:lang w:val="en-ID"/>
+        </w:rPr>
+        <w:t>ini</w:t>
+      </w:r>
+      <w:proofErr w:type="spellEnd"/>
+      <w:r>
+        <w:rPr>
+          <w:lang w:val="en-ID"/>
+        </w:rPr>
+        <w:t xml:space="preserve"> kami </w:t>
+      </w:r>
+      <w:proofErr w:type="spellStart"/>
+      <w:r>
+        <w:rPr>
+          <w:lang w:val="en-ID"/>
+        </w:rPr>
+        <w:t>mengajukan</w:t>
+      </w:r>
+      <w:proofErr w:type="spellEnd"/>
+      <w:r>
+        <w:rPr>
+          <w:lang w:val="en-ID"/>
+        </w:rPr>
+        <w:t xml:space="preserve"> </w:t>
+      </w:r>
+      <w:proofErr w:type="spellStart"/>
+      <w:r>
+        <w:rPr>
+          <w:lang w:val="en-ID"/>
+        </w:rPr>
+        <w:t>barang</w:t>
+      </w:r>
+      <w:proofErr w:type="spellEnd"/>
+      <w:r>
+        <w:rPr>
+          <w:lang w:val="en-ID"/>
+        </w:rPr>
+        <w:t xml:space="preserve"> </w:t>
+      </w:r>
+      <w:proofErr w:type="spellStart"/>
+      <w:r>
+        <w:rPr>
+          <w:lang w:val="en-ID"/>
+        </w:rPr>
+        <w:t>dengan</w:t>
+      </w:r>
+      <w:proofErr w:type="spellEnd"/>
+      <w:r>
+        <w:rPr>
+          <w:lang w:val="en-ID"/>
+        </w:rPr>
+        <w:t xml:space="preserve"> </w:t>
+      </w:r>
+      <w:proofErr w:type="spellStart"/>
+      <w:r>
+        <w:rPr>
+          <w:lang w:val="en-ID"/>
+        </w:rPr>
+        <w:t>rincian</w:t>
+      </w:r>
+      <w:proofErr w:type="spellEnd"/>
+      <w:r>
+        <w:rPr>
+          <w:lang w:val="en-ID"/>
+        </w:rPr>
+        <w:t xml:space="preserve"> </w:t>
+      </w:r>
+      <w:proofErr w:type="spellStart"/>
+      <w:r>
+        <w:rPr>
+          <w:lang w:val="en-ID"/>
+        </w:rPr>
+        <w:t>sebagai</w:t>
+      </w:r>
+      <w:proofErr w:type="spellEnd"/>
+      <w:r>
+        <w:rPr>
+          <w:lang w:val="en-ID"/>
+        </w:rPr>
+        <w:t xml:space="preserve"> </w:t>
+      </w:r>
+      <w:proofErr w:type="spellStart"/>
+      <w:r>
+        <w:rPr>
+          <w:lang w:val="en-ID"/>
+        </w:rPr>
+        <w:t>berikut</w:t>
+      </w:r>
+      <w:proofErr w:type="spellEnd"/>
+      <w:r>
+        <w:rPr>
+          <w:lang w:val="en-ID"/>
+        </w:rPr>
+        <w:t>:</w:t>
       </w:r>
     </w:p>
     <w:p>
@@ -600,10 +722,7 @@
         <w:t>{{pekerjaan}}</w:t>
       </w:r>
       <w:r>
-        <w:t xml:space="preserve"> </w:t>
-      </w:r>
-      <w:r>
-        <w:t>bertempat di</w:t>
+        <w:t xml:space="preserve"> bertempat di</w:t>
       </w:r>
       <w:r>
         <w:t xml:space="preserve"> {{tempat}} </w:t>
